--- a/docs/Exam/Midterm exam_GIS_answer - Student.docx
+++ b/docs/Exam/Midterm exam_GIS_answer - Student.docx
@@ -197,14 +197,14 @@
           <w:rFonts w:eastAsiaTheme="minorEastAsia"/>
           <w:lang w:eastAsia="zh-CN"/>
         </w:rPr>
-        <w:t>W</w:t>
-      </w:r>
-      <w:r>
-        <w:rPr>
-          <w:rFonts w:eastAsiaTheme="minorEastAsia" w:hint="eastAsia"/>
-          <w:lang w:eastAsia="zh-CN"/>
-        </w:rPr>
-        <w:t xml:space="preserve">hich building Geography department locate? </w:t>
+        <w:t>Which building is the Geography Department located in</w:t>
+      </w:r>
+      <w:r>
+        <w:rPr>
+          <w:rFonts w:eastAsiaTheme="minorEastAsia" w:hint="eastAsia"/>
+          <w:lang w:eastAsia="zh-CN"/>
+        </w:rPr>
+        <w:t xml:space="preserve">? </w:t>
       </w:r>
       <w:r>
         <w:rPr>
@@ -1616,12 +1616,22 @@
     <w:p>
       <w:pPr>
         <w:pStyle w:val="ListParagraph"/>
+        <w:ind w:left="1440"/>
+        <w:rPr>
+          <w:rFonts w:hint="eastAsia"/>
+        </w:rPr>
+      </w:pPr>
+    </w:p>
+    <w:p>
+      <w:pPr>
+        <w:pStyle w:val="ListParagraph"/>
         <w:numPr>
           <w:ilvl w:val="0"/>
           <w:numId w:val="1"/>
         </w:numPr>
       </w:pPr>
       <w:r>
+        <w:lastRenderedPageBreak/>
         <w:t xml:space="preserve">In raster data, </w:t>
       </w:r>
       <w:r>
@@ -1654,7 +1664,6 @@
         </w:numPr>
       </w:pPr>
       <w:r>
-        <w:lastRenderedPageBreak/>
         <w:t>4</w:t>
       </w:r>
     </w:p>
@@ -3419,6 +3428,27 @@
       <w:r>
         <w:t>and display.</w:t>
       </w:r>
+      <w:r>
+        <w:rPr>
+          <w:rFonts w:eastAsiaTheme="minorEastAsia" w:hint="eastAsia"/>
+          <w:lang w:eastAsia="zh-CN"/>
+        </w:rPr>
+        <w:t xml:space="preserve"> (There are two </w:t>
+      </w:r>
+      <w:r>
+        <w:rPr>
+          <w:rFonts w:eastAsiaTheme="minorEastAsia"/>
+          <w:lang w:eastAsia="zh-CN"/>
+        </w:rPr>
+        <w:t>responses</w:t>
+      </w:r>
+      <w:r>
+        <w:rPr>
+          <w:rFonts w:eastAsiaTheme="minorEastAsia" w:hint="eastAsia"/>
+          <w:lang w:eastAsia="zh-CN"/>
+        </w:rPr>
+        <w:t>)</w:t>
+      </w:r>
     </w:p>
     <w:p>
       <w:pPr>
@@ -3705,7 +3735,26 @@
           <w:bCs/>
           <w:lang w:eastAsia="zh-CN"/>
         </w:rPr>
-        <w:t xml:space="preserve"> (50 points in total)</w:t>
+        <w:t xml:space="preserve"> (50 points in total</w:t>
+      </w:r>
+      <w:r>
+        <w:rPr>
+          <w:rFonts w:eastAsiaTheme="minorEastAsia" w:hint="eastAsia"/>
+          <w:b/>
+          <w:bCs/>
+          <w:lang w:eastAsia="zh-CN"/>
+        </w:rPr>
+        <w:t>, at least 70 words for each question</w:t>
+      </w:r>
+      <w:proofErr w:type="gramStart"/>
+      <w:r>
+        <w:rPr>
+          <w:rFonts w:eastAsiaTheme="minorEastAsia" w:hint="eastAsia"/>
+          <w:b/>
+          <w:bCs/>
+          <w:lang w:eastAsia="zh-CN"/>
+        </w:rPr>
+        <w:t>)</w:t>
       </w:r>
       <w:r>
         <w:rPr>
@@ -3713,7 +3762,16 @@
           <w:b/>
           <w:bCs/>
         </w:rPr>
-        <w:t xml:space="preserve"> : </w:t>
+        <w:t xml:space="preserve"> :</w:t>
+      </w:r>
+      <w:proofErr w:type="gramEnd"/>
+      <w:r>
+        <w:rPr>
+          <w:rFonts w:hint="eastAsia"/>
+          <w:b/>
+          <w:bCs/>
+        </w:rPr>
+        <w:t xml:space="preserve"> </w:t>
       </w:r>
     </w:p>
     <w:p>
@@ -5904,7 +5962,6 @@
   <w:style w:type="character" w:default="1" w:styleId="DefaultParagraphFont">
     <w:name w:val="Default Paragraph Font"/>
     <w:uiPriority w:val="1"/>
-    <w:semiHidden/>
     <w:unhideWhenUsed/>
   </w:style>
   <w:style w:type="table" w:default="1" w:styleId="TableNormal">
